--- a/tillsyn/A 40177-2026 tillsynsbegäran.docx
+++ b/tillsyn/A 40177-2026 tillsynsbegäran.docx
@@ -22,7 +22,7 @@
       <w:r>
         <w:drawing>
           <wp:inline xmlns:a="http://schemas.openxmlformats.org/drawingml/2006/main" xmlns:pic="http://schemas.openxmlformats.org/drawingml/2006/picture">
-            <wp:extent cx="5486400" cy="4345757"/>
+            <wp:extent cx="5486400" cy="4473961"/>
             <wp:docPr id="1" name="Picture 1"/>
             <wp:cNvGraphicFramePr>
               <a:graphicFrameLocks noChangeAspect="1"/>
@@ -43,7 +43,7 @@
                   <pic:spPr>
                     <a:xfrm>
                       <a:off x="0" y="0"/>
-                      <a:ext cx="5486400" cy="4345757"/>
+                      <a:ext cx="5486400" cy="4473961"/>
                     </a:xfrm>
                     <a:prstGeom prst="rect"/>
                   </pic:spPr>
@@ -60,12 +60,12 @@
         <w:spacing w:after="240"/>
       </w:pPr>
       <w:r>
-        <w:t>Figur 1. Fyndplatser för naturvårdsarter i och inom 20 meter från avverkningsanmälan. Markörer utan svart kant är placerade på fyndplatsen. Markörer med svart kant är placerade vid sidan av fyndplatsen och har ett svart streck som visar fyndplatsens exakta position. Kartans mittpunktskoordinat är N 6229077, E 473112 i SWEREF 99 TM.</w:t>
+        <w:t>Figur 1. Fyndplatser för naturvårdsarter i och inom 23 meter från avverkningsanmälan. Markörer utan svart kant är placerade på fyndplatsen. Markörer med svart kant är placerade vid sidan av fyndplatsen och har ett svart streck som visar fyndplatsens exakta position. Kartans mittpunktskoordinat är N 6229077, E 473112 i SWEREF 99 TM.</w:t>
       </w:r>
     </w:p>
     <w:p>
       <w:r>
-        <w:t>I och inom 20 meter från avverkningsanmälan finns fynd av 3 naturvårdsarter, varav 1 är rödlistad, 1 är fridlyst, 1 är typisk (T) och 2 är signalarter (S): entita (NT, T, §4), liten stinksvamp (S) och västlig hakmossa (S). Se Figur 1.</w:t>
+        <w:t>I och inom 23 meter från avverkningsanmälan finns fynd av 4 naturvårdsarter, varav 1 är rödlistad, 2 är fridlysta, 2 är typiska (T) och 2 är signalarter (S): entita (NT, T, §4), liten stinksvamp (S), västlig hakmossa (S) och spillkråka (T, §4). Se Figur 1.</w:t>
       </w:r>
     </w:p>
     <w:p>
@@ -117,6 +117,35 @@
       </w:r>
       <w:r>
         <w:t xml:space="preserve"> (Skogsstyrelsen, 2016, SLU Artdatabanken, 2021).</w:t>
+      </w:r>
+    </w:p>
+    <w:p>
+      <w:r>
+        <w:rPr>
+          <w:b/>
+        </w:rPr>
+        <w:t>Spillkråka (§4)</w:t>
+      </w:r>
+      <w:r>
+        <w:t xml:space="preserve"> omfattas av bilaga 1 i EU:s fågeldirektiv och är typisk art för </w:t>
+      </w:r>
+      <w:r>
+        <w:rPr>
+          <w:i/>
+        </w:rPr>
+        <w:t xml:space="preserve">9010 Taiga </w:t>
+      </w:r>
+      <w:r>
+        <w:t>och</w:t>
+      </w:r>
+      <w:r>
+        <w:rPr>
+          <w:i/>
+        </w:rPr>
+        <w:t xml:space="preserve"> 9740 Skogsbevuxen myr</w:t>
+      </w:r>
+      <w:r>
+        <w:t>. Den behöver grova träd, främst tall, asp och bok som boträd. Skogsbruk med korta omloppstider och täta, homogena ungskogar utgör det största hotet. Spillkråka är en nyckelart i skogliga miljöer vars övergivna bohål utnyttjas av flera andra hålhäckande fågelarter och fladdermöss, däribland pärluggla (EN, §4), knipa (§4), salskrake (§4) och skogsduva (§4). Hökuggla (VU, §4) och slaguggla (§4) häckar ofta i högstubbar som brutits av i höjd med ett gammalt spillkråkebo (SLU Artdatabanken, 2026; Skogsstyrelsen, 2016).</w:t>
       </w:r>
     </w:p>
     <w:p>
@@ -227,6 +256,78 @@
         <w:t>SLU Artdatabanken, Uppsala</w:t>
       </w:r>
     </w:p>
+    <w:p>
+      <w:pPr>
+        <w:pStyle w:val="Heading1"/>
+      </w:pPr>
+      <w:r>
+        <w:t>Spillkråka – ekologi samt krav på livsmiljön</w:t>
+      </w:r>
+    </w:p>
+    <w:p>
+      <w:r>
+        <w:t xml:space="preserve">Spillkråka (§4) ingår i bilaga 1 EU:s fågeldirektiv och är typisk art för </w:t>
+      </w:r>
+      <w:r>
+        <w:rPr>
+          <w:i/>
+        </w:rPr>
+        <w:t xml:space="preserve">9010 Taiga </w:t>
+      </w:r>
+      <w:r>
+        <w:t>och</w:t>
+      </w:r>
+      <w:r>
+        <w:rPr>
+          <w:i/>
+        </w:rPr>
+        <w:t xml:space="preserve"> 9740 Skogsbevuxen myr</w:t>
+      </w:r>
+      <w:r>
+        <w:t>. Den lever i både barr- och blandskog liksom i ren lövskog. De tätaste populationerna tenderar att finnas i äldre, variationsrik blandskog med gott om död ved och gamla träd. Varje par utnyttjar 400–1000 hektar skog beroende på skogens kvalitet. Skogsbruk med korta omloppstider och täta, homogena ungskogar utgör det största hotet (SLU Artdatabanken, 2026).</w:t>
+      </w:r>
+    </w:p>
+    <w:p>
+      <w:r>
+        <w:t>Spillkråka är en nyckelart i skogliga miljöer vars övergivna bohål utnyttjas av flera andra hålhäckande fågelarter och fladdermöss, däribland pärluggla (EN, §4), knipa (§4), salskrake (§4) och skogsduva (§4). Hökuggla (VU, §4) och slaguggla (§4) häckar ofta i högstubbar som brutits av i höjd med ett gammalt spillkråkebo (Skogsstyrelsen, 2016).</w:t>
+      </w:r>
+    </w:p>
+    <w:p>
+      <w:pPr>
+        <w:pStyle w:val="Heading2"/>
+      </w:pPr>
+      <w:r>
+        <w:t>Referenser – spillkråka</w:t>
+      </w:r>
+    </w:p>
+    <w:p>
+      <w:r>
+        <w:t xml:space="preserve">Skogsstyrelsen, 2016. </w:t>
+      </w:r>
+      <w:r>
+        <w:rPr>
+          <w:i/>
+        </w:rPr>
+        <w:t xml:space="preserve">Vägledning för hänsyn till spillkråka. </w:t>
+      </w:r>
+      <w:r>
+        <w:t>Vägledningar och kunskapsstöd artskydd – Skogsstyrelsen.</w:t>
+      </w:r>
+    </w:p>
+    <w:p>
+      <w:r>
+        <w:t xml:space="preserve">SLU Artdatabanken, 2026. </w:t>
+      </w:r>
+      <w:r>
+        <w:rPr>
+          <w:i/>
+        </w:rPr>
+        <w:t xml:space="preserve">Artfaktablad. Naturvård – artfakta. </w:t>
+      </w:r>
+      <w:r>
+        <w:t>SLU Artdatabanken, Uppsala.</w:t>
+      </w:r>
+    </w:p>
     <w:sectPr>
       <w:headerReference w:type="even" r:id="rId8"/>
       <w:headerReference w:type="default" r:id="rId9"/>
@@ -355,7 +456,7 @@
     <w:r>
       <w:tab/>
       <w:tab/>
-      <w:t>2026-10-29</w:t>
+      <w:t>2026-10-31</w:t>
       <w:br/>
       <w:br/>
     </w:r>
